--- a/Dhanu pratap.docx
+++ b/Dhanu pratap.docx
@@ -4,13 +4,10 @@
   <w:body>
     <w:p>
       <w:pPr>
+        <w:pStyle w:val="Heading1"/>
         <w:jc w:val="center"/>
       </w:pPr>
       <w:r>
-        <w:rPr>
-          <w:b/>
-          <w:sz w:val="44"/>
-        </w:rPr>
         <w:t>DHANU PRATAP</w:t>
       </w:r>
     </w:p>
@@ -20,10 +17,9 @@
       </w:pPr>
       <w:r>
         <w:rPr>
-          <w:i/>
-          <w:sz w:val="24"/>
+          <w:b/>
         </w:rPr>
-        <w:t xml:space="preserve">AI/ML Engineer | Data Science | Generative AI </w:t>
+        <w:t>AI/ML Engineer | Data Science | Generative AI</w:t>
       </w:r>
     </w:p>
     <w:p>
@@ -31,16 +27,7 @@
         <w:jc w:val="center"/>
       </w:pPr>
       <w:r>
-        <w:t>📞</w:t>
-      </w:r>
-      <w:r>
-        <w:t xml:space="preserve"> +91-7668626263 | ✉</w:t>
-      </w:r>
-      <w:r>
-        <w:t>️</w:t>
-      </w:r>
-      <w:r>
-        <w:t xml:space="preserve"> dhanupratap15@gmail.com</w:t>
+        <w:t>📞 +91-7668626263 | ✉️ dhanupratap15@gmail.com</w:t>
       </w:r>
       <w:r>
         <w:br/>
@@ -48,19 +35,14 @@
       </w:r>
       <w:r>
         <w:br/>
-      </w:r>
-      <w:r>
         <w:t>GitHub: github.com/dhanupratap15-coder | Uttar Pradesh, India</w:t>
       </w:r>
     </w:p>
     <w:p>
       <w:pPr>
-        <w:pStyle w:val="Heading1"/>
+        <w:pStyle w:val="Heading2"/>
       </w:pPr>
       <w:r>
-        <w:rPr>
-          <w:sz w:val="26"/>
-        </w:rPr>
         <w:t>PROFESSIONAL SUMMARY</w:t>
       </w:r>
     </w:p>
@@ -69,20 +51,14 @@
         <w:pStyle w:val="ListBullet"/>
       </w:pPr>
       <w:r>
-        <w:rPr>
-          <w:sz w:val="21"/>
-        </w:rPr>
-        <w:t>Aspiring AI/ML and Generative AI Engineer with expertise in Python, Machine Learning, NLP, Deep Learning, and Data Science. Skilled in building AI-powered applications using Scikit-learn, TensorFlow, Pandas, NumPy, and NLP techniques. Strong understanding of supervised and unsupervised learning, predictive analytics, model optimization, and Generative AI concepts including LLMs, LangChain, RAG, and Vector Databases.</w:t>
+        <w:t>Aspiring AI/ML and Generative AI Engineer with strong knowledge of Python, Machine Learning, Deep Learning, NLP, and Data Science. Skilled in building AI-powered applications using Scikit-learn, TensorFlow, Pandas, NumPy, and Generative AI tools. Familiar with LLMs, LangChain, RAG, Vector Databases, REST APIs, and model development workflows.</w:t>
       </w:r>
     </w:p>
     <w:p>
       <w:pPr>
-        <w:pStyle w:val="Heading1"/>
+        <w:pStyle w:val="Heading2"/>
       </w:pPr>
       <w:r>
-        <w:rPr>
-          <w:sz w:val="26"/>
-        </w:rPr>
         <w:t>TECHNICAL SKILLS</w:t>
       </w:r>
     </w:p>
@@ -92,20 +68,11 @@
       </w:pPr>
       <w:r>
         <w:rPr>
-          <w:rStyle w:val="Strong"/>
+          <w:rStyle w:val="Heading4Char"/>
         </w:rPr>
-        <w:t>Programming Languages</w:t>
+        <w:t>Programming Languages:</w:t>
       </w:r>
       <w:r>
-        <w:rPr>
-          <w:sz w:val="21"/>
-        </w:rPr>
-        <w:t>:</w:t>
-      </w:r>
-      <w:r>
-        <w:rPr>
-          <w:sz w:val="21"/>
-        </w:rPr>
         <w:t xml:space="preserve"> Python, SQL</w:t>
       </w:r>
     </w:p>
@@ -115,21 +82,12 @@
       </w:pPr>
       <w:r>
         <w:rPr>
-          <w:rStyle w:val="Strong"/>
+          <w:rStyle w:val="Heading4Char"/>
         </w:rPr>
         <w:t>Data Science &amp; Analytics</w:t>
       </w:r>
       <w:r>
-        <w:rPr>
-          <w:sz w:val="21"/>
-        </w:rPr>
-        <w:t xml:space="preserve">: </w:t>
-      </w:r>
-      <w:r>
-        <w:rPr>
-          <w:sz w:val="21"/>
-        </w:rPr>
-        <w:t>Pandas, NumPy, Data Cleaning, EDA, Feature Engineering, Matplotlib, Seaborn</w:t>
+        <w:t>: Pandas, NumPy, Data Cleaning, EDA, Feature Engineering, Matplotlib, Seaborn</w:t>
       </w:r>
     </w:p>
     <w:p>
@@ -138,27 +96,12 @@
       </w:pPr>
       <w:r>
         <w:rPr>
-          <w:rStyle w:val="Strong"/>
+          <w:rStyle w:val="Heading4Char"/>
         </w:rPr>
-        <w:t>Machine Learning:</w:t>
+        <w:t>Machine Learning</w:t>
       </w:r>
       <w:r>
-        <w:rPr>
-          <w:sz w:val="21"/>
-        </w:rPr>
-        <w:t xml:space="preserve"> </w:t>
-      </w:r>
-      <w:r>
-        <w:rPr>
-          <w:sz w:val="21"/>
-        </w:rPr>
-        <w:t>Scikit-learn, Regression, Classification, Random Forest, Logistic Regression, Linear Regression, KNN, Decision Trees</w:t>
-      </w:r>
-      <w:r>
-        <w:rPr>
-          <w:sz w:val="21"/>
-        </w:rPr>
-        <w:t xml:space="preserve">, and others </w:t>
+        <w:t>: Scikit-learn, Regression, Classification, Linear Regression, Logistic Regression, Random Forest, Decision Trees, KNN, Model Evaluation</w:t>
       </w:r>
     </w:p>
     <w:p>
@@ -167,47 +110,36 @@
       </w:pPr>
       <w:r>
         <w:rPr>
-          <w:rStyle w:val="Strong"/>
+          <w:rStyle w:val="Heading4Char"/>
         </w:rPr>
-        <w:t>Deep Learning &amp; AI</w:t>
+        <w:t>Generative AI</w:t>
       </w:r>
       <w:r>
         <w:rPr>
-          <w:sz w:val="21"/>
-        </w:rPr>
-        <w:t>: TensorFlow, NLP, Neural Networks, Generative AI, LLMs, Lang</w:t>
-      </w:r>
-      <w:r>
-        <w:rPr>
-          <w:sz w:val="21"/>
+          <w:rStyle w:val="Heading4Char"/>
         </w:rPr>
         <w:t xml:space="preserve"> </w:t>
       </w:r>
       <w:r>
         <w:rPr>
-          <w:sz w:val="21"/>
+          <w:rStyle w:val="Heading4Char"/>
         </w:rPr>
-        <w:t xml:space="preserve">Chain, </w:t>
-      </w:r>
-      <w:proofErr w:type="gramStart"/>
-      <w:r>
-        <w:rPr>
-          <w:sz w:val="21"/>
-        </w:rPr>
-        <w:t>RAG</w:t>
+        <w:t>&amp;</w:t>
       </w:r>
       <w:r>
         <w:rPr>
-          <w:sz w:val="21"/>
+          <w:rStyle w:val="Heading4Char"/>
         </w:rPr>
-        <w:t xml:space="preserve"> ,</w:t>
+        <w:t xml:space="preserve"> </w:t>
       </w:r>
-      <w:proofErr w:type="gramEnd"/>
       <w:r>
         <w:rPr>
-          <w:sz w:val="21"/>
+          <w:rStyle w:val="Heading4Char"/>
         </w:rPr>
-        <w:t xml:space="preserve"> and others</w:t>
+        <w:t>Deep Learning</w:t>
+      </w:r>
+      <w:r>
+        <w:t>: TensorFlow, Neural Networks, NLP, Generative AI, LLMs, LangChain, RAG, Vector Databases, Transformers</w:t>
       </w:r>
     </w:p>
     <w:p>
@@ -216,80 +148,20 @@
       </w:pPr>
       <w:r>
         <w:rPr>
-          <w:rStyle w:val="Strong"/>
+          <w:rStyle w:val="Heading4Char"/>
         </w:rPr>
         <w:t>Tools &amp; Platforms</w:t>
       </w:r>
       <w:r>
-        <w:rPr>
-          <w:sz w:val="21"/>
-        </w:rPr>
-        <w:t xml:space="preserve">: </w:t>
-      </w:r>
-      <w:proofErr w:type="spellStart"/>
-      <w:r>
-        <w:rPr>
-          <w:sz w:val="21"/>
-        </w:rPr>
-        <w:t>Jupyter</w:t>
-      </w:r>
-      <w:proofErr w:type="spellEnd"/>
-      <w:r>
-        <w:rPr>
-          <w:sz w:val="21"/>
-        </w:rPr>
-        <w:t xml:space="preserve"> Notebook, Git, GitHub, VS Code, Kaggle, Google </w:t>
-      </w:r>
-      <w:proofErr w:type="spellStart"/>
-      <w:r>
-        <w:rPr>
-          <w:sz w:val="21"/>
-        </w:rPr>
-        <w:t>Colab</w:t>
-      </w:r>
-      <w:proofErr w:type="spellEnd"/>
-      <w:r>
-        <w:rPr>
-          <w:sz w:val="21"/>
-        </w:rPr>
-        <w:t xml:space="preserve">, REST </w:t>
-      </w:r>
-      <w:proofErr w:type="gramStart"/>
-      <w:r>
-        <w:rPr>
-          <w:sz w:val="21"/>
-        </w:rPr>
-        <w:t>APIs</w:t>
-      </w:r>
-      <w:r>
-        <w:rPr>
-          <w:sz w:val="21"/>
-        </w:rPr>
-        <w:t xml:space="preserve"> ,</w:t>
-      </w:r>
-      <w:proofErr w:type="gramEnd"/>
-      <w:r>
-        <w:rPr>
-          <w:sz w:val="21"/>
-        </w:rPr>
-        <w:t xml:space="preserve"> and others</w:t>
+        <w:t>: Git, GitHub, VS Code, Jupyter Notebook, Google Colab, Kaggle, REST APIs</w:t>
       </w:r>
     </w:p>
     <w:p>
       <w:pPr>
-        <w:pStyle w:val="Heading1"/>
+        <w:pStyle w:val="Heading2"/>
       </w:pPr>
       <w:r>
-        <w:rPr>
-          <w:sz w:val="26"/>
-        </w:rPr>
-        <w:t>P</w:t>
-      </w:r>
-      <w:r>
-        <w:rPr>
-          <w:sz w:val="26"/>
-        </w:rPr>
-        <w:t>ROJECTS</w:t>
+        <w:t>PROJECTS</w:t>
       </w:r>
     </w:p>
     <w:p>
@@ -298,27 +170,13 @@
       </w:pPr>
       <w:r>
         <w:rPr>
-          <w:rStyle w:val="IntenseEmphasis"/>
+          <w:rStyle w:val="Heading4Char"/>
         </w:rPr>
-        <w:t>AI Video Search Engine | Python, NLP, AI</w:t>
+        <w:t>AI Video Search Engine | Python, NLP, Generative AI</w:t>
       </w:r>
       <w:r>
-        <w:rPr>
-          <w:rStyle w:val="IntenseEmphasis"/>
-        </w:rPr>
-        <w:t>:</w:t>
-      </w:r>
-      <w:r>
-        <w:rPr>
-          <w:rStyle w:val="IntenseEmphasis"/>
-        </w:rPr>
         <w:br/>
-      </w:r>
-      <w:r>
-        <w:rPr>
-          <w:sz w:val="21"/>
-        </w:rPr>
-        <w:t>Developed an AI-powered video search engine with timestamp-based retrieval, semantic search optimization, and intelligent NLP-driven transcript analysis.</w:t>
+        <w:t>Developed an AI-powered video search engine using NLP and semantic search with timestamp-based retrieval and transcript analysis.</w:t>
       </w:r>
     </w:p>
     <w:p>
@@ -327,37 +185,70 @@
       </w:pPr>
       <w:r>
         <w:rPr>
-          <w:rStyle w:val="IntenseEmphasis"/>
+          <w:rStyle w:val="Heading4Char"/>
         </w:rPr>
-        <w:t>House Price Prediction System | Python, Machine Learning</w:t>
+        <w:t>House Price Prediction System | Python, Scikit-learn, Machine Learning</w:t>
       </w:r>
       <w:r>
         <w:rPr>
-          <w:rStyle w:val="IntenseEmphasis"/>
-        </w:rPr>
-        <w:t>:</w:t>
-      </w:r>
-      <w:r>
-        <w:rPr>
-          <w:rStyle w:val="IntenseEmphasis"/>
+          <w:rStyle w:val="Heading4Char"/>
         </w:rPr>
         <w:br/>
       </w:r>
       <w:r>
-        <w:rPr>
-          <w:sz w:val="21"/>
-        </w:rPr>
-        <w:t>Built predictive ML models using Linear Regression and Random Forest with preprocessing, feature engineering, and model optimization techniques.</w:t>
+        <w:t>Built predictive ML models using Linear Regression and Random Forest with preprocessing, feature engineering, and model optimization.</w:t>
       </w:r>
     </w:p>
     <w:p>
       <w:pPr>
-        <w:pStyle w:val="Heading1"/>
+        <w:pStyle w:val="Heading2"/>
       </w:pPr>
       <w:r>
-        <w:rPr>
-          <w:sz w:val="26"/>
-        </w:rPr>
+        <w:t>EDUCATION</w:t>
+      </w:r>
+    </w:p>
+    <w:p>
+      <w:pPr>
+        <w:pStyle w:val="ListBullet"/>
+      </w:pPr>
+      <w:r>
+        <w:t>Bachelor of Technology (B.Tech) – Pursuing</w:t>
+      </w:r>
+      <w:r>
+        <w:br/>
+        <w:t>ITM University (2024 – 2028)</w:t>
+      </w:r>
+    </w:p>
+    <w:p>
+      <w:pPr>
+        <w:pStyle w:val="Heading2"/>
+      </w:pPr>
+      <w:r>
+        <w:t>CERTIFICATIONS</w:t>
+      </w:r>
+    </w:p>
+    <w:p>
+      <w:pPr>
+        <w:pStyle w:val="ListBullet"/>
+      </w:pPr>
+      <w:r>
+        <w:t>Python Programming — CodeWithHarry (2026)</w:t>
+      </w:r>
+    </w:p>
+    <w:p>
+      <w:pPr>
+        <w:pStyle w:val="ListBullet"/>
+      </w:pPr>
+      <w:r>
+        <w:t>Data Science — CodeWithHarry (2026)</w:t>
+      </w:r>
+    </w:p>
+    <w:p>
+      <w:pPr>
+        <w:pStyle w:val="Heading2"/>
+      </w:pPr>
+      <w:r>
+        <w:lastRenderedPageBreak/>
         <w:t>ACHIEVEMENTS</w:t>
       </w:r>
     </w:p>
@@ -366,9 +257,6 @@
         <w:pStyle w:val="ListBullet"/>
       </w:pPr>
       <w:r>
-        <w:rPr>
-          <w:sz w:val="21"/>
-        </w:rPr>
         <w:t>Developed multiple AI/ML and NLP projects using real-world datasets.</w:t>
       </w:r>
     </w:p>
@@ -377,10 +265,7 @@
         <w:pStyle w:val="ListBullet"/>
       </w:pPr>
       <w:r>
-        <w:rPr>
-          <w:sz w:val="21"/>
-        </w:rPr>
-        <w:t>Hands-on experience with Machine Learning workflows including preprocessing, model evaluation, and optimization.</w:t>
+        <w:t>Hands-on experience with machine learning workflows including preprocessing, model evaluation, and optimization.</w:t>
       </w:r>
     </w:p>
     <w:p>
@@ -388,76 +273,14 @@
         <w:pStyle w:val="ListBullet"/>
       </w:pPr>
       <w:r>
-        <w:rPr>
-          <w:sz w:val="21"/>
-        </w:rPr>
-        <w:t>Strong interest in AI research, Generative AI applications, and intelligent automation systems.</w:t>
+        <w:t>Strong understanding of Generative AI concepts including LLMs, LangChain, and RAG.</w:t>
       </w:r>
     </w:p>
     <w:p>
       <w:pPr>
-        <w:pStyle w:val="Heading1"/>
+        <w:pStyle w:val="Heading2"/>
       </w:pPr>
       <w:r>
-        <w:rPr>
-          <w:sz w:val="26"/>
-        </w:rPr>
-        <w:lastRenderedPageBreak/>
-        <w:t>CERTIFICATIONS</w:t>
-      </w:r>
-    </w:p>
-    <w:p>
-      <w:pPr>
-        <w:pStyle w:val="ListBullet"/>
-      </w:pPr>
-      <w:r>
-        <w:rPr>
-          <w:sz w:val="21"/>
-        </w:rPr>
-        <w:t>Python Programming — 2026</w:t>
-      </w:r>
-    </w:p>
-    <w:p>
-      <w:pPr>
-        <w:pStyle w:val="ListBullet"/>
-      </w:pPr>
-      <w:r>
-        <w:rPr>
-          <w:sz w:val="21"/>
-        </w:rPr>
-        <w:t>Data Science — 2026</w:t>
-      </w:r>
-    </w:p>
-    <w:p>
-      <w:pPr>
-        <w:pStyle w:val="Heading1"/>
-      </w:pPr>
-      <w:r>
-        <w:rPr>
-          <w:sz w:val="26"/>
-        </w:rPr>
-        <w:t>EDUCATION</w:t>
-      </w:r>
-    </w:p>
-    <w:p>
-      <w:pPr>
-        <w:pStyle w:val="ListBullet"/>
-      </w:pPr>
-      <w:r>
-        <w:rPr>
-          <w:sz w:val="21"/>
-        </w:rPr>
-        <w:t>Bachelor’s Degree (Pursuing) — ITM (2024 – 2028)</w:t>
-      </w:r>
-    </w:p>
-    <w:p>
-      <w:pPr>
-        <w:pStyle w:val="Heading1"/>
-      </w:pPr>
-      <w:r>
-        <w:rPr>
-          <w:sz w:val="26"/>
-        </w:rPr>
         <w:t>STRENGTHS</w:t>
       </w:r>
     </w:p>
@@ -466,20 +289,46 @@
         <w:pStyle w:val="ListBullet"/>
       </w:pPr>
       <w:r>
-        <w:rPr>
-          <w:sz w:val="21"/>
-        </w:rPr>
-        <w:t>Problem Solving, Analytical Thinking, Fast Learner, AI Project Development, Team Collaboration</w:t>
+        <w:t>Problem Solving</w:t>
       </w:r>
     </w:p>
     <w:p>
       <w:pPr>
-        <w:pStyle w:val="Heading1"/>
+        <w:pStyle w:val="ListBullet"/>
       </w:pPr>
       <w:r>
-        <w:rPr>
-          <w:sz w:val="26"/>
-        </w:rPr>
+        <w:t>Fast Learner</w:t>
+      </w:r>
+    </w:p>
+    <w:p>
+      <w:pPr>
+        <w:pStyle w:val="ListBullet"/>
+      </w:pPr>
+      <w:r>
+        <w:t>Team Collaboration</w:t>
+      </w:r>
+    </w:p>
+    <w:p>
+      <w:pPr>
+        <w:pStyle w:val="ListBullet"/>
+      </w:pPr>
+      <w:r>
+        <w:t>AI Project Development</w:t>
+      </w:r>
+    </w:p>
+    <w:p>
+      <w:pPr>
+        <w:pStyle w:val="ListBullet"/>
+      </w:pPr>
+      <w:r>
+        <w:t>Analytical Thinking</w:t>
+      </w:r>
+    </w:p>
+    <w:p>
+      <w:pPr>
+        <w:pStyle w:val="Heading2"/>
+      </w:pPr>
+      <w:r>
         <w:t>LANGUAGES</w:t>
       </w:r>
     </w:p>
@@ -488,10 +337,15 @@
         <w:pStyle w:val="ListBullet"/>
       </w:pPr>
       <w:r>
-        <w:rPr>
-          <w:sz w:val="21"/>
-        </w:rPr>
-        <w:t>Hindi, English</w:t>
+        <w:t>Hindi</w:t>
+      </w:r>
+    </w:p>
+    <w:p>
+      <w:pPr>
+        <w:pStyle w:val="ListBullet"/>
+      </w:pPr>
+      <w:r>
+        <w:t>English</w:t>
       </w:r>
     </w:p>
     <w:sectPr>
@@ -659,7 +513,7 @@
   <w:abstractNum w:abstractNumId="8" w15:restartNumberingAfterBreak="0">
     <w:nsid w:val="FFFFFF89"/>
     <w:multiLevelType w:val="singleLevel"/>
-    <w:tmpl w:val="DC52F556"/>
+    <w:tmpl w:val="29761A62"/>
     <w:lvl w:ilvl="0">
       <w:start w:val="1"/>
       <w:numFmt w:val="bullet"/>
@@ -677,31 +531,31 @@
       </w:rPr>
     </w:lvl>
   </w:abstractNum>
-  <w:num w:numId="1" w16cid:durableId="1928344810">
+  <w:num w:numId="1" w16cid:durableId="385686157">
     <w:abstractNumId w:val="8"/>
   </w:num>
-  <w:num w:numId="2" w16cid:durableId="1169755468">
+  <w:num w:numId="2" w16cid:durableId="1549683480">
     <w:abstractNumId w:val="6"/>
   </w:num>
-  <w:num w:numId="3" w16cid:durableId="1616326530">
+  <w:num w:numId="3" w16cid:durableId="1267230264">
     <w:abstractNumId w:val="5"/>
   </w:num>
-  <w:num w:numId="4" w16cid:durableId="987515510">
+  <w:num w:numId="4" w16cid:durableId="383217913">
     <w:abstractNumId w:val="4"/>
   </w:num>
-  <w:num w:numId="5" w16cid:durableId="1192382887">
+  <w:num w:numId="5" w16cid:durableId="1146816371">
     <w:abstractNumId w:val="7"/>
   </w:num>
-  <w:num w:numId="6" w16cid:durableId="2057703115">
+  <w:num w:numId="6" w16cid:durableId="114032666">
     <w:abstractNumId w:val="3"/>
   </w:num>
-  <w:num w:numId="7" w16cid:durableId="321740098">
+  <w:num w:numId="7" w16cid:durableId="284194596">
     <w:abstractNumId w:val="2"/>
   </w:num>
-  <w:num w:numId="8" w16cid:durableId="2073117757">
+  <w:num w:numId="8" w16cid:durableId="930696572">
     <w:abstractNumId w:val="1"/>
   </w:num>
-  <w:num w:numId="9" w16cid:durableId="573003956">
+  <w:num w:numId="9" w16cid:durableId="895704285">
     <w:abstractNumId w:val="0"/>
   </w:num>
 </w:numbering>
@@ -1173,7 +1027,6 @@
     <w:next w:val="Normal"/>
     <w:link w:val="Heading4Char"/>
     <w:uiPriority w:val="9"/>
-    <w:semiHidden/>
     <w:unhideWhenUsed/>
     <w:qFormat/>
     <w:rsid w:val="00FC693F"/>
@@ -1310,6 +1163,7 @@
   <w:style w:type="character" w:default="1" w:styleId="DefaultParagraphFont">
     <w:name w:val="Default Paragraph Font"/>
     <w:uiPriority w:val="1"/>
+    <w:semiHidden/>
     <w:unhideWhenUsed/>
   </w:style>
   <w:style w:type="table" w:default="1" w:styleId="TableNormal">
@@ -1793,7 +1647,6 @@
     <w:basedOn w:val="DefaultParagraphFont"/>
     <w:link w:val="Heading4"/>
     <w:uiPriority w:val="9"/>
-    <w:semiHidden/>
     <w:rsid w:val="00FC693F"/>
     <w:rPr>
       <w:rFonts w:asciiTheme="majorHAnsi" w:eastAsiaTheme="majorEastAsia" w:hAnsiTheme="majorHAnsi" w:cstheme="majorBidi"/>
